--- a/paper/基于年报文本挖掘的企业数字化转型测度及其对企业绩效的影响研究.docx
+++ b/paper/基于年报文本挖掘的企业数字化转型测度及其对企业绩效的影响研究.docx
@@ -26,27 +26,6 @@
           <w:lang w:eastAsia="zh-CN"/>
         </w:rPr>
         <w:t>及其对企业绩效的影响研究</w:t>
-      </w:r>
-    </w:p>
-    <w:p>
-      <w:pPr>
-        <w:spacing w:after="1440"/>
-        <w:ind w:firstLine="0"/>
-        <w:jc w:val="center"/>
-      </w:pPr>
-      <w:r>
-        <w:rPr>
-          <w:sz w:val="24"/>
-        </w:rPr>
-        <w:t>——</w:t>
-      </w:r>
-      <w:r>
-        <w:rPr>
-          <w:rFonts w:ascii="宋体" w:eastAsia="宋体" w:hAnsi="宋体" w:cs="宋体" w:hint="eastAsia"/>
-          <w:sz w:val="24"/>
-          <w:lang w:eastAsia="zh-CN"/>
-        </w:rPr>
-        <w:t>预演毕业论文（课后作业）</w:t>
       </w:r>
     </w:p>
     <w:p>
@@ -5560,7 +5539,7 @@
               <w:jc w:val="left"/>
               <w:spacing w:line="240" w:lineRule="auto" w:before="60" w:after="60"/>
             </w:pPr>
-            <w:bookmarkStart w:id="1" w:name="__DOCXFIELD_679477761853439bb49c2de1fbfb019f___01"/>
+            <w:bookmarkStart w:id="1" w:name="__DOCXFIELD_7d7d61275d194b1bac7ae69ae651fd88___01"/>
             <w:r>
               <w:t xml:space="preserve"> </w:t>
             </w:r>
@@ -5587,7 +5566,7 @@
               <w:jc w:val="left"/>
               <w:spacing w:line="240" w:lineRule="auto" w:before="60" w:after="60"/>
             </w:pPr>
-            <w:bookmarkStart w:id="2" w:name="__DOCXFIELD_43244c20a62047278aa3c49c4e1f14ad___01"/>
+            <w:bookmarkStart w:id="2" w:name="__DOCXFIELD_735ae4f80f8f4cbe99e26dc59de1b9fb___01"/>
             <w:r>
               <w:t xml:space="preserve"> </w:t>
             </w:r>
@@ -5614,7 +5593,7 @@
               <w:jc w:val="left"/>
               <w:spacing w:line="240" w:lineRule="auto" w:before="60" w:after="60"/>
             </w:pPr>
-            <w:bookmarkStart w:id="3" w:name="__DOCXFIELD_29980f41ce6443c28814f7ae625c9626___01"/>
+            <w:bookmarkStart w:id="3" w:name="__DOCXFIELD_27b42df5b1044d6180298c10018b6079___01"/>
             <w:r>
               <w:t xml:space="preserve"> </w:t>
             </w:r>
@@ -5641,7 +5620,7 @@
               <w:jc w:val="left"/>
               <w:spacing w:line="240" w:lineRule="auto" w:before="60" w:after="60"/>
             </w:pPr>
-            <w:bookmarkStart w:id="4" w:name="__DOCXFIELD_859d0619e14f41e1a3e7d6cc232c1879___01"/>
+            <w:bookmarkStart w:id="4" w:name="__DOCXFIELD_857d3a3d502c4daaaea7edc1277d5dea___01"/>
             <w:r>
               <w:t xml:space="preserve"> </w:t>
             </w:r>
@@ -5668,7 +5647,7 @@
               <w:jc w:val="left"/>
               <w:spacing w:line="240" w:lineRule="auto" w:before="60" w:after="60"/>
             </w:pPr>
-            <w:bookmarkStart w:id="5" w:name="__DOCXFIELD_1f83f0c09c7a48309a9067a12ed637c2___01"/>
+            <w:bookmarkStart w:id="5" w:name="__DOCXFIELD_ca3fd40fd8b6452c9293bc5fc492aaf4___01"/>
             <w:r>
               <w:t xml:space="preserve"> </w:t>
             </w:r>
@@ -5695,7 +5674,7 @@
               <w:jc w:val="left"/>
               <w:spacing w:line="240" w:lineRule="auto" w:before="60" w:after="60"/>
             </w:pPr>
-            <w:bookmarkStart w:id="6" w:name="__DOCXFIELD_abaf2a95d35649599e1ec1d1cf4164d4___01"/>
+            <w:bookmarkStart w:id="6" w:name="__DOCXFIELD_cc13f860d72340659314ea98b621e67c___01"/>
             <w:r>
               <w:t xml:space="preserve"> </w:t>
             </w:r>
@@ -5826,7 +5805,7 @@
               <w:jc w:val="left"/>
               <w:spacing w:line="240" w:lineRule="auto" w:before="60" w:after="60"/>
             </w:pPr>
-            <w:bookmarkStart w:id="8" w:name="__DOCXFIELD_d8c31e16d7d64b369b5dbcb5635dc8ec___01"/>
+            <w:bookmarkStart w:id="8" w:name="__DOCXFIELD_e56f269c2cb84bd995910a278730fa41___01"/>
             <w:r>
               <w:t xml:space="preserve"> </w:t>
             </w:r>
@@ -5853,7 +5832,7 @@
               <w:jc w:val="left"/>
               <w:spacing w:line="240" w:lineRule="auto" w:before="60" w:after="60"/>
             </w:pPr>
-            <w:bookmarkStart w:id="9" w:name="__DOCXFIELD_af796b8acb1d4ffeae5bf61afe9255c6___01"/>
+            <w:bookmarkStart w:id="9" w:name="__DOCXFIELD_16fa76578212456cad9ea9652dac9649___01"/>
             <w:r>
               <w:t xml:space="preserve"> </w:t>
             </w:r>
@@ -5880,7 +5859,7 @@
               <w:jc w:val="left"/>
               <w:spacing w:line="240" w:lineRule="auto" w:before="60" w:after="60"/>
             </w:pPr>
-            <w:bookmarkStart w:id="10" w:name="__DOCXFIELD_7af0dfc11eb34f20b3f7e7ce25eb807b___01"/>
+            <w:bookmarkStart w:id="10" w:name="__DOCXFIELD_da66bc9d7748445c9bbbdb2511b0f260___01"/>
             <w:r>
               <w:t xml:space="preserve"> </w:t>
             </w:r>
@@ -5907,7 +5886,7 @@
               <w:jc w:val="left"/>
               <w:spacing w:line="240" w:lineRule="auto" w:before="60" w:after="60"/>
             </w:pPr>
-            <w:bookmarkStart w:id="11" w:name="__DOCXFIELD_8966cb7ebc0b4ee7b8c7c747b1b58097___01"/>
+            <w:bookmarkStart w:id="11" w:name="__DOCXFIELD_fc2a4091f972495fb305fcbf4c3588b6___01"/>
             <w:r>
               <w:t xml:space="preserve"> </w:t>
             </w:r>
@@ -5934,7 +5913,7 @@
               <w:jc w:val="left"/>
               <w:spacing w:line="240" w:lineRule="auto" w:before="60" w:after="60"/>
             </w:pPr>
-            <w:bookmarkStart w:id="12" w:name="__DOCXFIELD_03dd81c9348b4a3c9892435701812d5a___01"/>
+            <w:bookmarkStart w:id="12" w:name="__DOCXFIELD_acd4bd284af24a8caafd4cac05e234cd___01"/>
             <w:r>
               <w:t xml:space="preserve"> </w:t>
             </w:r>
@@ -6090,7 +6069,7 @@
               <w:jc w:val="left"/>
               <w:spacing w:line="240" w:lineRule="auto" w:before="60" w:after="60"/>
             </w:pPr>
-            <w:bookmarkStart w:id="14" w:name="__DOCXFIELD_02e030482a374ba5b9365e7713d4990d___01"/>
+            <w:bookmarkStart w:id="14" w:name="__DOCXFIELD_6b1ebb4cbece4e12a70d2b33d7eaac4b___01"/>
             <w:r>
               <w:t xml:space="preserve"> </w:t>
             </w:r>
@@ -6117,7 +6096,7 @@
               <w:jc w:val="left"/>
               <w:spacing w:line="240" w:lineRule="auto" w:before="60" w:after="60"/>
             </w:pPr>
-            <w:bookmarkStart w:id="15" w:name="__DOCXFIELD_ef0ff39a2ab24dd88cfcf6f5fc77565a___01"/>
+            <w:bookmarkStart w:id="15" w:name="__DOCXFIELD_568f3c3f68c9479cb47667ba71c54ba1___01"/>
             <w:r>
               <w:t xml:space="preserve"> </w:t>
             </w:r>
@@ -6144,7 +6123,7 @@
               <w:jc w:val="left"/>
               <w:spacing w:line="240" w:lineRule="auto" w:before="60" w:after="60"/>
             </w:pPr>
-            <w:bookmarkStart w:id="16" w:name="__DOCXFIELD_c01b225d908b405dbe5cb64e859c818c___01"/>
+            <w:bookmarkStart w:id="16" w:name="__DOCXFIELD_eb8c3fd9fe7a4816be66dc55f737cbb9___01"/>
             <w:r>
               <w:t xml:space="preserve"> </w:t>
             </w:r>
@@ -6171,7 +6150,7 @@
               <w:jc w:val="left"/>
               <w:spacing w:line="240" w:lineRule="auto" w:before="60" w:after="60"/>
             </w:pPr>
-            <w:bookmarkStart w:id="17" w:name="__DOCXFIELD_00000a0473ba46b1891490a5a74a54c3___01"/>
+            <w:bookmarkStart w:id="17" w:name="__DOCXFIELD_65b75bcca71c4d4990697cf579fa814c___01"/>
             <w:r>
               <w:t xml:space="preserve"> </w:t>
             </w:r>
@@ -6352,7 +6331,7 @@
               <w:jc w:val="left"/>
               <w:spacing w:line="240" w:lineRule="auto" w:before="60" w:after="60"/>
             </w:pPr>
-            <w:bookmarkStart w:id="19" w:name="__DOCXFIELD_04e9c28ab8d142c69710fb3f4a8129b2___01"/>
+            <w:bookmarkStart w:id="19" w:name="__DOCXFIELD_2477c8bba55a4b79810e96b3deb92eb7___01"/>
             <w:r>
               <w:t xml:space="preserve"> </w:t>
             </w:r>
@@ -6379,7 +6358,7 @@
               <w:jc w:val="left"/>
               <w:spacing w:line="240" w:lineRule="auto" w:before="60" w:after="60"/>
             </w:pPr>
-            <w:bookmarkStart w:id="20" w:name="__DOCXFIELD_d586884bbdd2400bb7d70cfccc75f6ea___01"/>
+            <w:bookmarkStart w:id="20" w:name="__DOCXFIELD_ef1aa6296ec840508bb2a8fcbaf5796a___01"/>
             <w:r>
               <w:t xml:space="preserve"> </w:t>
             </w:r>
@@ -6406,7 +6385,7 @@
               <w:jc w:val="left"/>
               <w:spacing w:line="240" w:lineRule="auto" w:before="60" w:after="60"/>
             </w:pPr>
-            <w:bookmarkStart w:id="21" w:name="__DOCXFIELD_1ef7c415e12d4f23bd175664b45a1d05___01"/>
+            <w:bookmarkStart w:id="21" w:name="__DOCXFIELD_a146a3f6688546d38f633b8ea4f37bef___01"/>
             <w:r>
               <w:t xml:space="preserve"> </w:t>
             </w:r>
@@ -6612,7 +6591,7 @@
               <w:jc w:val="left"/>
               <w:spacing w:line="240" w:lineRule="auto" w:before="60" w:after="60"/>
             </w:pPr>
-            <w:bookmarkStart w:id="23" w:name="__DOCXFIELD_b1c3bee6d00a43339bdcac8c0da44c9e___01"/>
+            <w:bookmarkStart w:id="23" w:name="__DOCXFIELD_a2461e2085d14de59fbfd7da8f9c7cf1___01"/>
             <w:r>
               <w:t xml:space="preserve"> </w:t>
             </w:r>
@@ -6639,7 +6618,7 @@
               <w:jc w:val="left"/>
               <w:spacing w:line="240" w:lineRule="auto" w:before="60" w:after="60"/>
             </w:pPr>
-            <w:bookmarkStart w:id="24" w:name="__DOCXFIELD_b1e67e50d0254f47be925b36f8be28bd___01"/>
+            <w:bookmarkStart w:id="24" w:name="__DOCXFIELD_0814b21800214925b41318de0a44ec12___01"/>
             <w:r>
               <w:t xml:space="preserve"> </w:t>
             </w:r>
@@ -6870,7 +6849,7 @@
               <w:jc w:val="left"/>
               <w:spacing w:line="240" w:lineRule="auto" w:before="60" w:after="60"/>
             </w:pPr>
-            <w:bookmarkStart w:id="26" w:name="__DOCXFIELD_dd427ab79f654b06b8b45a26f8308661___01"/>
+            <w:bookmarkStart w:id="26" w:name="__DOCXFIELD_c3465071ff444343a48f9fe31e3cdafa___01"/>
             <w:r>
               <w:t xml:space="preserve"> </w:t>
             </w:r>
